--- a/ffn_sim/outputs/layer2/Layer2_Report.docx
+++ b/ffn_sim/outputs/layer2/Layer2_Report.docx
@@ -175,6 +175,57 @@
     </w:p>
     <w:p>
       <w:pPr>
+        <w:jc w:val="center"/>
+      </w:pPr>
+      <w:r>
+        <w:drawing>
+          <wp:inline xmlns:a="http://schemas.openxmlformats.org/drawingml/2006/main" xmlns:pic="http://schemas.openxmlformats.org/drawingml/2006/picture">
+            <wp:extent cx="5669280" cy="2872435"/>
+            <wp:docPr id="2" name="Picture 2"/>
+            <wp:cNvGraphicFramePr>
+              <a:graphicFrameLocks noChangeAspect="1"/>
+            </wp:cNvGraphicFramePr>
+            <a:graphic>
+              <a:graphicData uri="http://schemas.openxmlformats.org/drawingml/2006/picture">
+                <pic:pic>
+                  <pic:nvPicPr>
+                    <pic:cNvPr id="0" name="fig_layer2_morphology.png"/>
+                    <pic:cNvPicPr/>
+                  </pic:nvPicPr>
+                  <pic:blipFill>
+                    <a:blip r:embed="rId10"/>
+                    <a:stretch>
+                      <a:fillRect/>
+                    </a:stretch>
+                  </pic:blipFill>
+                  <pic:spPr>
+                    <a:xfrm>
+                      <a:off x="0" y="0"/>
+                      <a:ext cx="5669280" cy="2872435"/>
+                    </a:xfrm>
+                    <a:prstGeom prst="rect"/>
+                  </pic:spPr>
+                </pic:pic>
+              </a:graphicData>
+            </a:graphic>
+          </wp:inline>
+        </w:drawing>
+      </w:r>
+    </w:p>
+    <w:p>
+      <w:pPr>
+        <w:jc w:val="center"/>
+      </w:pPr>
+      <w:r>
+        <w:rPr>
+          <w:i/>
+          <w:sz w:val="18"/>
+        </w:rPr>
+        <w:t>Figure 2. The spreading process rendered (Lam4, R₀≈151 µm, t = 0 → 61 h): the actual spatial reality behind A/A₀. TOP — the projected footprint grows only ~1.0→1.5×. BOTTOM — the aggregate stays a 3D CAP on the dish; it does NOT melt into a flat monolayer. This is the structural limit, made visible (an animated version is fig_layer2_morphology_anim.gif).</w:t>
+      </w:r>
+    </w:p>
+    <w:p>
+      <w:pPr>
         <w:pStyle w:val="ListBullet"/>
       </w:pPr>
       <w:r>
@@ -270,7 +321,7 @@
         <w:drawing>
           <wp:inline xmlns:a="http://schemas.openxmlformats.org/drawingml/2006/main" xmlns:pic="http://schemas.openxmlformats.org/drawingml/2006/picture">
             <wp:extent cx="5669280" cy="2354932"/>
-            <wp:docPr id="2" name="Picture 2"/>
+            <wp:docPr id="3" name="Picture 3"/>
             <wp:cNvGraphicFramePr>
               <a:graphicFrameLocks noChangeAspect="1"/>
             </wp:cNvGraphicFramePr>
@@ -282,7 +333,7 @@
                     <pic:cNvPicPr/>
                   </pic:nvPicPr>
                   <pic:blipFill>
-                    <a:blip r:embed="rId10"/>
+                    <a:blip r:embed="rId11"/>
                     <a:stretch>
                       <a:fillRect/>
                     </a:stretch>
@@ -321,7 +372,7 @@
         <w:drawing>
           <wp:inline xmlns:a="http://schemas.openxmlformats.org/drawingml/2006/main" xmlns:pic="http://schemas.openxmlformats.org/drawingml/2006/picture">
             <wp:extent cx="5669280" cy="3401568"/>
-            <wp:docPr id="3" name="Picture 3"/>
+            <wp:docPr id="4" name="Picture 4"/>
             <wp:cNvGraphicFramePr>
               <a:graphicFrameLocks noChangeAspect="1"/>
             </wp:cNvGraphicFramePr>
@@ -333,7 +384,7 @@
                     <pic:cNvPicPr/>
                   </pic:nvPicPr>
                   <pic:blipFill>
-                    <a:blip r:embed="rId11"/>
+                    <a:blip r:embed="rId12"/>
                     <a:stretch>
                       <a:fillRect/>
                     </a:stretch>
@@ -372,7 +423,7 @@
         <w:drawing>
           <wp:inline xmlns:a="http://schemas.openxmlformats.org/drawingml/2006/main" xmlns:pic="http://schemas.openxmlformats.org/drawingml/2006/picture">
             <wp:extent cx="5669280" cy="3401568"/>
-            <wp:docPr id="4" name="Picture 4"/>
+            <wp:docPr id="5" name="Picture 5"/>
             <wp:cNvGraphicFramePr>
               <a:graphicFrameLocks noChangeAspect="1"/>
             </wp:cNvGraphicFramePr>
@@ -384,7 +435,7 @@
                     <pic:cNvPicPr/>
                   </pic:nvPicPr>
                   <pic:blipFill>
-                    <a:blip r:embed="rId12"/>
+                    <a:blip r:embed="rId13"/>
                     <a:stretch>
                       <a:fillRect/>
                     </a:stretch>
@@ -423,7 +474,7 @@
         <w:drawing>
           <wp:inline xmlns:a="http://schemas.openxmlformats.org/drawingml/2006/main" xmlns:pic="http://schemas.openxmlformats.org/drawingml/2006/picture">
             <wp:extent cx="5669280" cy="3455561"/>
-            <wp:docPr id="5" name="Picture 5"/>
+            <wp:docPr id="6" name="Picture 6"/>
             <wp:cNvGraphicFramePr>
               <a:graphicFrameLocks noChangeAspect="1"/>
             </wp:cNvGraphicFramePr>
@@ -435,7 +486,7 @@
                     <pic:cNvPicPr/>
                   </pic:nvPicPr>
                   <pic:blipFill>
-                    <a:blip r:embed="rId13"/>
+                    <a:blip r:embed="rId14"/>
                     <a:stretch>
                       <a:fillRect/>
                     </a:stretch>
@@ -673,7 +724,7 @@
         <w:drawing>
           <wp:inline xmlns:a="http://schemas.openxmlformats.org/drawingml/2006/main" xmlns:pic="http://schemas.openxmlformats.org/drawingml/2006/picture">
             <wp:extent cx="5669280" cy="3563547"/>
-            <wp:docPr id="6" name="Picture 6"/>
+            <wp:docPr id="7" name="Picture 7"/>
             <wp:cNvGraphicFramePr>
               <a:graphicFrameLocks noChangeAspect="1"/>
             </wp:cNvGraphicFramePr>
@@ -685,7 +736,7 @@
                     <pic:cNvPicPr/>
                   </pic:nvPicPr>
                   <pic:blipFill>
-                    <a:blip r:embed="rId14"/>
+                    <a:blip r:embed="rId15"/>
                     <a:stretch>
                       <a:fillRect/>
                     </a:stretch>
